--- a/Course/6 A-Star Stretch Pack/04-topic-connections-map.docx
+++ b/Course/6 A-Star Stretch Pack/04-topic-connections-map.docx
@@ -7,6 +7,10 @@
         <w:pStyle w:val="Heading1"/>
       </w:pPr>
       <w:r>
+        <w:rPr>
+          <w:b w:val="0"/>
+          <w:i w:val="0"/>
+        </w:rPr>
         <w:t>A* Stretch Pack — 04: Topic Connections Map</w:t>
       </w:r>
     </w:p>
@@ -18,6 +22,7 @@
       <w:r>
         <w:rPr>
           <w:b/>
+          <w:i w:val="0"/>
         </w:rPr>
         <w:t>OCR A Level Computer Science (H446)</w:t>
       </w:r>
@@ -28,22 +33,25 @@
         <w:shd w:fill="FFF8E7"/>
       </w:pPr>
       <w:r>
-        <w:t>A</w:t>
+        <w:rPr>
+          <w:b w:val="0"/>
+          <w:i w:val="0"/>
+        </w:rPr>
+        <w:t xml:space="preserve">A* candidates don't see the spec as a list of separate topics — they see one connected system. The exam rewards </w:t>
       </w:r>
       <w:r>
         <w:rPr>
-          <w:i/>
-        </w:rPr>
-        <w:t xml:space="preserve"> candidates don't see the spec as a list of separate topics — they see one connected system. The exam rewards </w:t>
-      </w:r>
-      <w:r>
-        <w:rPr>
-          <w:i/>
+          <w:b/>
+          <w:i w:val="0"/>
         </w:rPr>
         <w:t>synoptic</w:t>
       </w:r>
       <w:r>
-        <w:t>* thinking: explaining how an idea in one area depends on, or mirrors, an idea in another. This resource maps those connections.</w:t>
+        <w:rPr>
+          <w:b w:val="0"/>
+          <w:i w:val="0"/>
+        </w:rPr>
+        <w:t xml:space="preserve"> thinking: explaining how an idea in one area depends on, or mirrors, an idea in another. This resource maps those connections.</w:t>
       </w:r>
     </w:p>
     <w:p>
@@ -60,10 +68,15 @@
       <w:r>
         <w:rPr>
           <w:b/>
+          <w:i w:val="0"/>
         </w:rPr>
         <w:t>How to use:</w:t>
       </w:r>
       <w:r>
+        <w:rPr>
+          <w:b w:val="0"/>
+          <w:i w:val="0"/>
+        </w:rPr>
         <w:t xml:space="preserve"> Study the diagram to fix the "shape" of the subject in your mind. Then use the connection table to rehearse linking sentences. Finally, practise the synoptic prompts — say your answer out loud, jumping deliberately between topics.</w:t>
       </w:r>
     </w:p>
@@ -79,6 +92,10 @@
         <w:pStyle w:val="Heading2"/>
       </w:pPr>
       <w:r>
+        <w:rPr>
+          <w:b w:val="0"/>
+          <w:i w:val="0"/>
+        </w:rPr>
         <w:t>1. The big picture — how H446 topics interlink</w:t>
       </w:r>
     </w:p>
@@ -224,69 +241,108 @@
         <w:shd w:fill="FFF8E7"/>
       </w:pPr>
       <w:r>
+        <w:rPr>
+          <w:b w:val="0"/>
+          <w:i w:val="0"/>
+        </w:rPr>
         <w:t xml:space="preserve">If your specification reference is by module: this maps roughly onto </w:t>
       </w:r>
       <w:r>
         <w:rPr>
           <w:b/>
+          <w:i w:val="0"/>
         </w:rPr>
         <w:t>1.1</w:t>
       </w:r>
       <w:r>
+        <w:rPr>
+          <w:b w:val="0"/>
+          <w:i w:val="0"/>
+        </w:rPr>
         <w:t xml:space="preserve"> (CPU/architecture), </w:t>
       </w:r>
       <w:r>
         <w:rPr>
           <w:b/>
+          <w:i w:val="0"/>
         </w:rPr>
         <w:t>1.2</w:t>
       </w:r>
       <w:r>
+        <w:rPr>
+          <w:b w:val="0"/>
+          <w:i w:val="0"/>
+        </w:rPr>
         <w:t xml:space="preserve"> (software/programming/paradigms), </w:t>
       </w:r>
       <w:r>
         <w:rPr>
           <w:b/>
+          <w:i w:val="0"/>
         </w:rPr>
         <w:t>1.3</w:t>
       </w:r>
       <w:r>
+        <w:rPr>
+          <w:b w:val="0"/>
+          <w:i w:val="0"/>
+        </w:rPr>
         <w:t xml:space="preserve"> (data exchange: networks, databases, web), </w:t>
       </w:r>
       <w:r>
         <w:rPr>
           <w:b/>
+          <w:i w:val="0"/>
         </w:rPr>
         <w:t>1.4</w:t>
       </w:r>
       <w:r>
+        <w:rPr>
+          <w:b w:val="0"/>
+          <w:i w:val="0"/>
+        </w:rPr>
         <w:t xml:space="preserve"> (data types/structures/Boolean logic), </w:t>
       </w:r>
       <w:r>
         <w:rPr>
           <w:b/>
+          <w:i w:val="0"/>
         </w:rPr>
         <w:t>1.5</w:t>
       </w:r>
       <w:r>
+        <w:rPr>
+          <w:b w:val="0"/>
+          <w:i w:val="0"/>
+        </w:rPr>
         <w:t xml:space="preserve"> (legal/ethical), </w:t>
       </w:r>
       <w:r>
         <w:rPr>
           <w:b/>
+          <w:i w:val="0"/>
         </w:rPr>
         <w:t>2.1</w:t>
       </w:r>
       <w:r>
+        <w:rPr>
+          <w:b w:val="0"/>
+          <w:i w:val="0"/>
+        </w:rPr>
         <w:t xml:space="preserve"> (computational thinking), </w:t>
       </w:r>
       <w:r>
         <w:rPr>
           <w:b/>
+          <w:i w:val="0"/>
         </w:rPr>
         <w:t>2.2</w:t>
       </w:r>
       <w:r>
+        <w:rPr>
+          <w:b w:val="0"/>
+          <w:i w:val="0"/>
+        </w:rPr>
         <w:t xml:space="preserve"> (problem solving, programming, algorithms). The A* skill is crossing those module boundaries on purpose.</w:t>
       </w:r>
     </w:p>
@@ -302,6 +358,10 @@
         <w:pStyle w:val="Heading2"/>
       </w:pPr>
       <w:r>
+        <w:rPr>
+          <w:b w:val="0"/>
+          <w:i w:val="0"/>
+        </w:rPr>
         <w:t>2. "If you understand X, connect it to Y because…"</w:t>
       </w:r>
     </w:p>
@@ -331,12 +391,14 @@
             <w:r>
               <w:rPr>
                 <w:b/>
+                <w:i w:val="0"/>
               </w:rPr>
               <w:t xml:space="preserve">If you understand </w:t>
             </w:r>
             <w:r>
               <w:rPr>
                 <w:b/>
+                <w:i w:val="0"/>
               </w:rPr>
               <w:t>X</w:t>
             </w:r>
@@ -356,12 +418,14 @@
             <w:r>
               <w:rPr>
                 <w:b/>
+                <w:i w:val="0"/>
               </w:rPr>
               <w:t xml:space="preserve">…connect it to </w:t>
             </w:r>
             <w:r>
               <w:rPr>
                 <w:b/>
+                <w:i w:val="0"/>
               </w:rPr>
               <w:t>Y</w:t>
             </w:r>
@@ -381,6 +445,7 @@
             <w:r>
               <w:rPr>
                 <w:b/>
+                <w:i w:val="0"/>
               </w:rPr>
               <w:t>…because</w:t>
             </w:r>
@@ -395,6 +460,10 @@
           <w:p>
             <w:r/>
             <w:r>
+              <w:rPr>
+                <w:b w:val="0"/>
+                <w:i w:val="0"/>
+              </w:rPr>
               <w:t>Binary representation</w:t>
             </w:r>
           </w:p>
@@ -406,6 +475,10 @@
           <w:p>
             <w:r/>
             <w:r>
+              <w:rPr>
+                <w:b w:val="0"/>
+                <w:i w:val="0"/>
+              </w:rPr>
               <w:t>Floating point</w:t>
             </w:r>
           </w:p>
@@ -417,24 +490,38 @@
           <w:p>
             <w:r/>
             <w:r>
+              <w:rPr>
+                <w:b w:val="0"/>
+                <w:i w:val="0"/>
+              </w:rPr>
               <w:t xml:space="preserve">Floating point is just </w:t>
             </w:r>
             <w:r>
               <w:rPr>
+                <w:b w:val="0"/>
                 <w:i/>
               </w:rPr>
               <w:t>mantissa × 2^exponent</w:t>
             </w:r>
             <w:r>
+              <w:rPr>
+                <w:b w:val="0"/>
+                <w:i w:val="0"/>
+              </w:rPr>
               <w:t xml:space="preserve"> — both store numbers in fixed-width binary, so both inherit </w:t>
             </w:r>
             <w:r>
               <w:rPr>
                 <w:b/>
+                <w:i w:val="0"/>
               </w:rPr>
               <w:t>precision/range limits</w:t>
             </w:r>
             <w:r>
+              <w:rPr>
+                <w:b w:val="0"/>
+                <w:i w:val="0"/>
+              </w:rPr>
               <w:t>.</w:t>
             </w:r>
           </w:p>
@@ -448,6 +535,10 @@
           <w:p>
             <w:r/>
             <w:r>
+              <w:rPr>
+                <w:b w:val="0"/>
+                <w:i w:val="0"/>
+              </w:rPr>
               <w:t>Binary fractions</w:t>
             </w:r>
           </w:p>
@@ -459,6 +550,10 @@
           <w:p>
             <w:r/>
             <w:r>
+              <w:rPr>
+                <w:b w:val="0"/>
+                <w:i w:val="0"/>
+              </w:rPr>
               <w:t>Rounding errors</w:t>
             </w:r>
           </w:p>
@@ -470,24 +565,38 @@
           <w:p>
             <w:r/>
             <w:r>
+              <w:rPr>
+                <w:b w:val="0"/>
+                <w:i w:val="0"/>
+              </w:rPr>
               <w:t xml:space="preserve">Many decimals (0.1) </w:t>
             </w:r>
             <w:r>
               <w:rPr>
                 <w:b/>
+                <w:i w:val="0"/>
               </w:rPr>
               <w:t>recur in binary</w:t>
             </w:r>
             <w:r>
+              <w:rPr>
+                <w:b w:val="0"/>
+                <w:i w:val="0"/>
+              </w:rPr>
               <w:t xml:space="preserve">, so floats are approximate — this is </w:t>
             </w:r>
             <w:r>
               <w:rPr>
+                <w:b w:val="0"/>
                 <w:i/>
               </w:rPr>
               <w:t>why</w:t>
             </w:r>
             <w:r>
+              <w:rPr>
+                <w:b w:val="0"/>
+                <w:i w:val="0"/>
+              </w:rPr>
               <w:t xml:space="preserve"> currency code accumulates error.</w:t>
             </w:r>
           </w:p>
@@ -501,6 +610,10 @@
           <w:p>
             <w:r/>
             <w:r>
+              <w:rPr>
+                <w:b w:val="0"/>
+                <w:i w:val="0"/>
+              </w:rPr>
               <w:t>Data representation</w:t>
             </w:r>
           </w:p>
@@ -512,6 +625,10 @@
           <w:p>
             <w:r/>
             <w:r>
+              <w:rPr>
+                <w:b w:val="0"/>
+                <w:i w:val="0"/>
+              </w:rPr>
               <w:t>Compression</w:t>
             </w:r>
           </w:p>
@@ -523,15 +640,24 @@
           <w:p>
             <w:r/>
             <w:r>
+              <w:rPr>
+                <w:b w:val="0"/>
+                <w:i w:val="0"/>
+              </w:rPr>
               <w:t xml:space="preserve">Compression reduces the </w:t>
             </w:r>
             <w:r>
               <w:rPr>
                 <w:b/>
+                <w:i w:val="0"/>
               </w:rPr>
               <w:t>number of bits</w:t>
             </w:r>
             <w:r>
+              <w:rPr>
+                <w:b w:val="0"/>
+                <w:i w:val="0"/>
+              </w:rPr>
               <w:t xml:space="preserve"> needed; lossy vs lossless is a representation/fidelity trade-off.</w:t>
             </w:r>
           </w:p>
@@ -545,6 +671,10 @@
           <w:p>
             <w:r/>
             <w:r>
+              <w:rPr>
+                <w:b w:val="0"/>
+                <w:i w:val="0"/>
+              </w:rPr>
               <w:t>Compression</w:t>
             </w:r>
           </w:p>
@@ -556,6 +686,10 @@
           <w:p>
             <w:r/>
             <w:r>
+              <w:rPr>
+                <w:b w:val="0"/>
+                <w:i w:val="0"/>
+              </w:rPr>
               <w:t>Networks</w:t>
             </w:r>
           </w:p>
@@ -567,24 +701,38 @@
           <w:p>
             <w:r/>
             <w:r>
+              <w:rPr>
+                <w:b w:val="0"/>
+                <w:i w:val="0"/>
+              </w:rPr>
               <w:t xml:space="preserve">Compressing first means </w:t>
             </w:r>
             <w:r>
               <w:rPr>
                 <w:b/>
+                <w:i w:val="0"/>
               </w:rPr>
               <w:t>fewer bits to transmit</w:t>
             </w:r>
             <w:r>
+              <w:rPr>
+                <w:b w:val="0"/>
+                <w:i w:val="0"/>
+              </w:rPr>
               <w:t xml:space="preserve"> → less bandwidth, faster transfer; it sits </w:t>
             </w:r>
             <w:r>
               <w:rPr>
+                <w:b w:val="0"/>
                 <w:i/>
               </w:rPr>
               <w:t>before</w:t>
             </w:r>
             <w:r>
+              <w:rPr>
+                <w:b w:val="0"/>
+                <w:i w:val="0"/>
+              </w:rPr>
               <w:t xml:space="preserve"> encryption in the pipeline.</w:t>
             </w:r>
           </w:p>
@@ -598,6 +746,10 @@
           <w:p>
             <w:r/>
             <w:r>
+              <w:rPr>
+                <w:b w:val="0"/>
+                <w:i w:val="0"/>
+              </w:rPr>
               <w:t>Encryption (asymmetric)</w:t>
             </w:r>
           </w:p>
@@ -609,6 +761,10 @@
           <w:p>
             <w:r/>
             <w:r>
+              <w:rPr>
+                <w:b w:val="0"/>
+                <w:i w:val="0"/>
+              </w:rPr>
               <w:t>Networks / HTTPS</w:t>
             </w:r>
           </w:p>
@@ -620,15 +776,24 @@
           <w:p>
             <w:r/>
             <w:r>
+              <w:rPr>
+                <w:b w:val="0"/>
+                <w:i w:val="0"/>
+              </w:rPr>
               <w:t xml:space="preserve">Public-key crypto solves </w:t>
             </w:r>
             <w:r>
               <w:rPr>
                 <w:b/>
+                <w:i w:val="0"/>
               </w:rPr>
               <w:t>key distribution</w:t>
             </w:r>
             <w:r>
+              <w:rPr>
+                <w:b w:val="0"/>
+                <w:i w:val="0"/>
+              </w:rPr>
               <w:t xml:space="preserve"> so a fast symmetric key can be shared — the hybrid model behind TLS.</w:t>
             </w:r>
           </w:p>
@@ -642,6 +807,10 @@
           <w:p>
             <w:r/>
             <w:r>
+              <w:rPr>
+                <w:b w:val="0"/>
+                <w:i w:val="0"/>
+              </w:rPr>
               <w:t>Hashing</w:t>
             </w:r>
           </w:p>
@@ -653,15 +822,24 @@
           <w:p>
             <w:r/>
             <w:r>
+              <w:rPr>
+                <w:b w:val="0"/>
+                <w:i w:val="0"/>
+              </w:rPr>
               <w:t xml:space="preserve">Both hash tables </w:t>
             </w:r>
             <w:r>
               <w:rPr>
                 <w:b/>
+                <w:i w:val="0"/>
               </w:rPr>
               <w:t>and</w:t>
             </w:r>
             <w:r>
+              <w:rPr>
+                <w:b w:val="0"/>
+                <w:i w:val="0"/>
+              </w:rPr>
               <w:t xml:space="preserve"> password security</w:t>
             </w:r>
           </w:p>
@@ -673,24 +851,38 @@
           <w:p>
             <w:r/>
             <w:r>
+              <w:rPr>
+                <w:b w:val="0"/>
+                <w:i w:val="0"/>
+              </w:rPr>
               <w:t xml:space="preserve">Same function family, but "fast" is </w:t>
             </w:r>
             <w:r>
               <w:rPr>
+                <w:b w:val="0"/>
                 <w:i/>
               </w:rPr>
               <w:t>good</w:t>
             </w:r>
             <w:r>
+              <w:rPr>
+                <w:b w:val="0"/>
+                <w:i w:val="0"/>
+              </w:rPr>
               <w:t xml:space="preserve"> for tables and </w:t>
             </w:r>
             <w:r>
               <w:rPr>
+                <w:b w:val="0"/>
                 <w:i/>
               </w:rPr>
               <w:t>dangerous</w:t>
             </w:r>
             <w:r>
+              <w:rPr>
+                <w:b w:val="0"/>
+                <w:i w:val="0"/>
+              </w:rPr>
               <w:t xml:space="preserve"> for passwords — properties invert by context.</w:t>
             </w:r>
           </w:p>
@@ -704,6 +896,10 @@
           <w:p>
             <w:r/>
             <w:r>
+              <w:rPr>
+                <w:b w:val="0"/>
+                <w:i w:val="0"/>
+              </w:rPr>
               <w:t>Boolean logic / gates</w:t>
             </w:r>
           </w:p>
@@ -715,6 +911,10 @@
           <w:p>
             <w:r/>
             <w:r>
+              <w:rPr>
+                <w:b w:val="0"/>
+                <w:i w:val="0"/>
+              </w:rPr>
               <w:t>CPU &amp; data representation</w:t>
             </w:r>
           </w:p>
@@ -726,15 +926,24 @@
           <w:p>
             <w:r/>
             <w:r>
+              <w:rPr>
+                <w:b w:val="0"/>
+                <w:i w:val="0"/>
+              </w:rPr>
               <w:t xml:space="preserve">Gates (AND/OR/XOR) </w:t>
             </w:r>
             <w:r>
               <w:rPr>
                 <w:b/>
+                <w:i w:val="0"/>
               </w:rPr>
               <w:t>build the ALU</w:t>
             </w:r>
             <w:r>
+              <w:rPr>
+                <w:b w:val="0"/>
+                <w:i w:val="0"/>
+              </w:rPr>
               <w:t>; a full adder performs binary addition — logic + representation become hardware.</w:t>
             </w:r>
           </w:p>
@@ -748,6 +957,10 @@
           <w:p>
             <w:r/>
             <w:r>
+              <w:rPr>
+                <w:b w:val="0"/>
+                <w:i w:val="0"/>
+              </w:rPr>
               <w:t>Boolean logic</w:t>
             </w:r>
           </w:p>
@@ -759,6 +972,10 @@
           <w:p>
             <w:r/>
             <w:r>
+              <w:rPr>
+                <w:b w:val="0"/>
+                <w:i w:val="0"/>
+              </w:rPr>
               <w:t>Abstraction</w:t>
             </w:r>
           </w:p>
@@ -770,25 +987,40 @@
           <w:p>
             <w:r/>
             <w:r>
+              <w:rPr>
+                <w:b w:val="0"/>
+                <w:i w:val="0"/>
+              </w:rPr>
               <w:t xml:space="preserve">High-level </w:t>
             </w:r>
             <w:r>
               <w:rPr>
                 <w:rFonts w:ascii="Consolas" w:hAnsi="Consolas"/>
+                <w:b w:val="0"/>
+                <w:i w:val="0"/>
                 <w:sz w:val="19"/>
               </w:rPr>
               <w:t>a + b</w:t>
             </w:r>
             <w:r>
+              <w:rPr>
+                <w:b w:val="0"/>
+                <w:i w:val="0"/>
+              </w:rPr>
               <w:t xml:space="preserve"> ultimately flips transistor voltages; </w:t>
             </w:r>
             <w:r>
               <w:rPr>
                 <w:b/>
+                <w:i w:val="0"/>
               </w:rPr>
               <w:t>abstraction layers</w:t>
             </w:r>
             <w:r>
+              <w:rPr>
+                <w:b w:val="0"/>
+                <w:i w:val="0"/>
+              </w:rPr>
               <w:t xml:space="preserve"> hide the gates from the programmer.</w:t>
             </w:r>
           </w:p>
@@ -802,6 +1034,10 @@
           <w:p>
             <w:r/>
             <w:r>
+              <w:rPr>
+                <w:b w:val="0"/>
+                <w:i w:val="0"/>
+              </w:rPr>
               <w:t>Fetch-decode-execute</w:t>
             </w:r>
           </w:p>
@@ -813,6 +1049,10 @@
           <w:p>
             <w:r/>
             <w:r>
+              <w:rPr>
+                <w:b w:val="0"/>
+                <w:i w:val="0"/>
+              </w:rPr>
               <w:t>Performance &amp; assembly</w:t>
             </w:r>
           </w:p>
@@ -824,15 +1064,24 @@
           <w:p>
             <w:r/>
             <w:r>
+              <w:rPr>
+                <w:b w:val="0"/>
+                <w:i w:val="0"/>
+              </w:rPr>
               <w:t xml:space="preserve">Clock speed, cache, cores, pipelining all change </w:t>
             </w:r>
             <w:r>
               <w:rPr>
                 <w:b/>
+                <w:i w:val="0"/>
               </w:rPr>
               <w:t>how fast FDE cycles complete</w:t>
             </w:r>
             <w:r>
+              <w:rPr>
+                <w:b w:val="0"/>
+                <w:i w:val="0"/>
+              </w:rPr>
               <w:t>; assembly is FDE made visible (LMC).</w:t>
             </w:r>
           </w:p>
@@ -846,6 +1095,10 @@
           <w:p>
             <w:r/>
             <w:r>
+              <w:rPr>
+                <w:b w:val="0"/>
+                <w:i w:val="0"/>
+              </w:rPr>
               <w:t>CPU architecture</w:t>
             </w:r>
           </w:p>
@@ -857,6 +1110,10 @@
           <w:p>
             <w:r/>
             <w:r>
+              <w:rPr>
+                <w:b w:val="0"/>
+                <w:i w:val="0"/>
+              </w:rPr>
               <w:t>Performance</w:t>
             </w:r>
           </w:p>
@@ -868,15 +1125,24 @@
           <w:p>
             <w:r/>
             <w:r>
+              <w:rPr>
+                <w:b w:val="0"/>
+                <w:i w:val="0"/>
+              </w:rPr>
               <w:t xml:space="preserve">Von Neumann bottleneck, RISC vs CISC, cores and cache </w:t>
             </w:r>
             <w:r>
               <w:rPr>
                 <w:b/>
+                <w:i w:val="0"/>
               </w:rPr>
               <w:t>interact</w:t>
             </w:r>
             <w:r>
+              <w:rPr>
+                <w:b w:val="0"/>
+                <w:i w:val="0"/>
+              </w:rPr>
               <w:t xml:space="preserve"> — one factor improved alone hits diminishing returns.</w:t>
             </w:r>
           </w:p>
@@ -890,6 +1156,10 @@
           <w:p>
             <w:r/>
             <w:r>
+              <w:rPr>
+                <w:b w:val="0"/>
+                <w:i w:val="0"/>
+              </w:rPr>
               <w:t>Data structures</w:t>
             </w:r>
           </w:p>
@@ -901,6 +1171,10 @@
           <w:p>
             <w:r/>
             <w:r>
+              <w:rPr>
+                <w:b w:val="0"/>
+                <w:i w:val="0"/>
+              </w:rPr>
               <w:t>Algorithms &amp; Big O</w:t>
             </w:r>
           </w:p>
@@ -912,15 +1186,24 @@
           <w:p>
             <w:r/>
             <w:r>
+              <w:rPr>
+                <w:b w:val="0"/>
+                <w:i w:val="0"/>
+              </w:rPr>
               <w:t xml:space="preserve">The structure chosen </w:t>
             </w:r>
             <w:r>
               <w:rPr>
                 <w:b/>
+                <w:i w:val="0"/>
               </w:rPr>
               <w:t>determines achievable complexity</w:t>
             </w:r>
             <w:r>
+              <w:rPr>
+                <w:b w:val="0"/>
+                <w:i w:val="0"/>
+              </w:rPr>
               <w:t xml:space="preserve"> (e.g. hash table → O(1) lookup vs list → O(n)).</w:t>
             </w:r>
           </w:p>
@@ -934,6 +1217,10 @@
           <w:p>
             <w:r/>
             <w:r>
+              <w:rPr>
+                <w:b w:val="0"/>
+                <w:i w:val="0"/>
+              </w:rPr>
               <w:t>Stacks</w:t>
             </w:r>
           </w:p>
@@ -945,6 +1232,10 @@
           <w:p>
             <w:r/>
             <w:r>
+              <w:rPr>
+                <w:b w:val="0"/>
+                <w:i w:val="0"/>
+              </w:rPr>
               <w:t>Recursion</w:t>
             </w:r>
           </w:p>
@@ -956,24 +1247,38 @@
           <w:p>
             <w:r/>
             <w:r>
+              <w:rPr>
+                <w:b w:val="0"/>
+                <w:i w:val="0"/>
+              </w:rPr>
               <w:t xml:space="preserve">Recursion </w:t>
             </w:r>
             <w:r>
               <w:rPr>
+                <w:b w:val="0"/>
                 <w:i/>
               </w:rPr>
               <w:t>is</w:t>
             </w:r>
             <w:r>
+              <w:rPr>
+                <w:b w:val="0"/>
+                <w:i w:val="0"/>
+              </w:rPr>
               <w:t xml:space="preserve"> an implicit </w:t>
             </w:r>
             <w:r>
               <w:rPr>
                 <w:b/>
+                <w:i w:val="0"/>
               </w:rPr>
               <w:t>call stack</w:t>
             </w:r>
             <w:r>
+              <w:rPr>
+                <w:b w:val="0"/>
+                <w:i w:val="0"/>
+              </w:rPr>
               <w:t>; any recursive routine can be rewritten iteratively with an explicit stack.</w:t>
             </w:r>
           </w:p>
@@ -987,6 +1292,10 @@
           <w:p>
             <w:r/>
             <w:r>
+              <w:rPr>
+                <w:b w:val="0"/>
+                <w:i w:val="0"/>
+              </w:rPr>
               <w:t>Stacks</w:t>
             </w:r>
           </w:p>
@@ -998,6 +1307,10 @@
           <w:p>
             <w:r/>
             <w:r>
+              <w:rPr>
+                <w:b w:val="0"/>
+                <w:i w:val="0"/>
+              </w:rPr>
               <w:t>Expression evaluation / compilers</w:t>
             </w:r>
           </w:p>
@@ -1009,6 +1322,10 @@
           <w:p>
             <w:r/>
             <w:r>
+              <w:rPr>
+                <w:b w:val="0"/>
+                <w:i w:val="0"/>
+              </w:rPr>
               <w:t>RPN/postfix evaluation and infix→postfix conversion both use a stack — LIFO holds deferred operands/operators.</w:t>
             </w:r>
           </w:p>
@@ -1022,6 +1339,10 @@
           <w:p>
             <w:r/>
             <w:r>
+              <w:rPr>
+                <w:b w:val="0"/>
+                <w:i w:val="0"/>
+              </w:rPr>
               <w:t>Trees</w:t>
             </w:r>
           </w:p>
@@ -1033,6 +1354,10 @@
           <w:p>
             <w:r/>
             <w:r>
+              <w:rPr>
+                <w:b w:val="0"/>
+                <w:i w:val="0"/>
+              </w:rPr>
               <w:t>Recursion &amp; file systems</w:t>
             </w:r>
           </w:p>
@@ -1044,6 +1369,10 @@
           <w:p>
             <w:r/>
             <w:r>
+              <w:rPr>
+                <w:b w:val="0"/>
+                <w:i w:val="0"/>
+              </w:rPr>
               <w:t>Hierarchical data (folders, syntax trees) is traversed naturally by recursion — the structure suggests the algorithm.</w:t>
             </w:r>
           </w:p>
@@ -1057,6 +1386,10 @@
           <w:p>
             <w:r/>
             <w:r>
+              <w:rPr>
+                <w:b w:val="0"/>
+                <w:i w:val="0"/>
+              </w:rPr>
               <w:t>Big O</w:t>
             </w:r>
           </w:p>
@@ -1068,6 +1401,10 @@
           <w:p>
             <w:r/>
             <w:r>
+              <w:rPr>
+                <w:b w:val="0"/>
+                <w:i w:val="0"/>
+              </w:rPr>
               <w:t>Database performance</w:t>
             </w:r>
           </w:p>
@@ -1079,24 +1416,38 @@
           <w:p>
             <w:r/>
             <w:r>
+              <w:rPr>
+                <w:b w:val="0"/>
+                <w:i w:val="0"/>
+              </w:rPr>
               <w:t xml:space="preserve">A full table scan is </w:t>
             </w:r>
             <w:r>
               <w:rPr>
                 <w:b/>
+                <w:i w:val="0"/>
               </w:rPr>
               <w:t>O(n)</w:t>
             </w:r>
             <w:r>
+              <w:rPr>
+                <w:b w:val="0"/>
+                <w:i w:val="0"/>
+              </w:rPr>
               <w:t xml:space="preserve">; a sorted index makes lookup </w:t>
             </w:r>
             <w:r>
               <w:rPr>
                 <w:b/>
+                <w:i w:val="0"/>
               </w:rPr>
               <w:t>O(log n)</w:t>
             </w:r>
             <w:r>
+              <w:rPr>
+                <w:b w:val="0"/>
+                <w:i w:val="0"/>
+              </w:rPr>
               <w:t xml:space="preserve"> — the same idea as binary vs linear search.</w:t>
             </w:r>
           </w:p>
@@ -1110,6 +1461,10 @@
           <w:p>
             <w:r/>
             <w:r>
+              <w:rPr>
+                <w:b w:val="0"/>
+                <w:i w:val="0"/>
+              </w:rPr>
               <w:t>Normalisation</w:t>
             </w:r>
           </w:p>
@@ -1121,6 +1476,10 @@
           <w:p>
             <w:r/>
             <w:r>
+              <w:rPr>
+                <w:b w:val="0"/>
+                <w:i w:val="0"/>
+              </w:rPr>
               <w:t>Database performance &amp; joins</w:t>
             </w:r>
           </w:p>
@@ -1132,24 +1491,38 @@
           <w:p>
             <w:r/>
             <w:r>
+              <w:rPr>
+                <w:b w:val="0"/>
+                <w:i w:val="0"/>
+              </w:rPr>
               <w:t xml:space="preserve">Normalisation removes redundancy but adds </w:t>
             </w:r>
             <w:r>
               <w:rPr>
                 <w:b/>
+                <w:i w:val="0"/>
               </w:rPr>
               <w:t>joins</w:t>
             </w:r>
             <w:r>
+              <w:rPr>
+                <w:b w:val="0"/>
+                <w:i w:val="0"/>
+              </w:rPr>
               <w:t xml:space="preserve">, which need </w:t>
             </w:r>
             <w:r>
               <w:rPr>
                 <w:b/>
+                <w:i w:val="0"/>
               </w:rPr>
               <w:t>indexed foreign keys</w:t>
             </w:r>
             <w:r>
+              <w:rPr>
+                <w:b w:val="0"/>
+                <w:i w:val="0"/>
+              </w:rPr>
               <w:t xml:space="preserve"> — a consistency vs read-speed trade-off.</w:t>
             </w:r>
           </w:p>
@@ -1163,6 +1536,10 @@
           <w:p>
             <w:r/>
             <w:r>
+              <w:rPr>
+                <w:b w:val="0"/>
+                <w:i w:val="0"/>
+              </w:rPr>
               <w:t>SQL</w:t>
             </w:r>
           </w:p>
@@ -1174,6 +1551,10 @@
           <w:p>
             <w:r/>
             <w:r>
+              <w:rPr>
+                <w:b w:val="0"/>
+                <w:i w:val="0"/>
+              </w:rPr>
               <w:t>Security</w:t>
             </w:r>
           </w:p>
@@ -1185,15 +1566,24 @@
           <w:p>
             <w:r/>
             <w:r>
+              <w:rPr>
+                <w:b w:val="0"/>
+                <w:i w:val="0"/>
+              </w:rPr>
               <w:t xml:space="preserve">Concatenating user input enables </w:t>
             </w:r>
             <w:r>
               <w:rPr>
                 <w:b/>
+                <w:i w:val="0"/>
               </w:rPr>
               <w:t>SQL injection</w:t>
             </w:r>
             <w:r>
+              <w:rPr>
+                <w:b w:val="0"/>
+                <w:i w:val="0"/>
+              </w:rPr>
               <w:t>; parameterised queries are the link between databases and defensive design.</w:t>
             </w:r>
           </w:p>
@@ -1207,6 +1597,10 @@
           <w:p>
             <w:r/>
             <w:r>
+              <w:rPr>
+                <w:b w:val="0"/>
+                <w:i w:val="0"/>
+              </w:rPr>
               <w:t>Networks (TCP/IP)</w:t>
             </w:r>
           </w:p>
@@ -1218,6 +1612,10 @@
           <w:p>
             <w:r/>
             <w:r>
+              <w:rPr>
+                <w:b w:val="0"/>
+                <w:i w:val="0"/>
+              </w:rPr>
               <w:t>Client–server &amp; web</w:t>
             </w:r>
           </w:p>
@@ -1229,15 +1627,24 @@
           <w:p>
             <w:r/>
             <w:r>
+              <w:rPr>
+                <w:b w:val="0"/>
+                <w:i w:val="0"/>
+              </w:rPr>
               <w:t xml:space="preserve">A web request is packetised, routed, and reassembled; HTTPS adds encryption — the web sits </w:t>
             </w:r>
             <w:r>
               <w:rPr>
+                <w:b w:val="0"/>
                 <w:i/>
               </w:rPr>
               <w:t>on top of</w:t>
             </w:r>
             <w:r>
+              <w:rPr>
+                <w:b w:val="0"/>
+                <w:i w:val="0"/>
+              </w:rPr>
               <w:t xml:space="preserve"> the network stack.</w:t>
             </w:r>
           </w:p>
@@ -1251,6 +1658,10 @@
           <w:p>
             <w:r/>
             <w:r>
+              <w:rPr>
+                <w:b w:val="0"/>
+                <w:i w:val="0"/>
+              </w:rPr>
               <w:t>Programming paradigms (OOP)</w:t>
             </w:r>
           </w:p>
@@ -1262,6 +1673,10 @@
           <w:p>
             <w:r/>
             <w:r>
+              <w:rPr>
+                <w:b w:val="0"/>
+                <w:i w:val="0"/>
+              </w:rPr>
               <w:t>Abstraction &amp; maintainability</w:t>
             </w:r>
           </w:p>
@@ -1273,15 +1688,24 @@
           <w:p>
             <w:r/>
             <w:r>
+              <w:rPr>
+                <w:b w:val="0"/>
+                <w:i w:val="0"/>
+              </w:rPr>
               <w:t xml:space="preserve">Encapsulation hides a data structure behind a safe interface, </w:t>
             </w:r>
             <w:r>
               <w:rPr>
                 <w:b/>
+                <w:i w:val="0"/>
               </w:rPr>
               <w:t>localising change</w:t>
             </w:r>
             <w:r>
+              <w:rPr>
+                <w:b w:val="0"/>
+                <w:i w:val="0"/>
+              </w:rPr>
               <w:t xml:space="preserve"> — abstraction serving maintainability.</w:t>
             </w:r>
           </w:p>
@@ -1295,6 +1719,10 @@
           <w:p>
             <w:r/>
             <w:r>
+              <w:rPr>
+                <w:b w:val="0"/>
+                <w:i w:val="0"/>
+              </w:rPr>
               <w:t>Sorting (merge sort)</w:t>
             </w:r>
           </w:p>
@@ -1306,6 +1734,10 @@
           <w:p>
             <w:r/>
             <w:r>
+              <w:rPr>
+                <w:b w:val="0"/>
+                <w:i w:val="0"/>
+              </w:rPr>
               <w:t>Recursion, memory &amp; external sorting</w:t>
             </w:r>
           </w:p>
@@ -1317,6 +1749,10 @@
           <w:p>
             <w:r/>
             <w:r>
+              <w:rPr>
+                <w:b w:val="0"/>
+                <w:i w:val="0"/>
+              </w:rPr>
               <w:t>Divide-and-conquer mirrors recursion; its O(n) space and sequential merge make it the right choice when data exceeds RAM.</w:t>
             </w:r>
           </w:p>
@@ -1336,29 +1772,47 @@
         <w:pStyle w:val="Heading2"/>
       </w:pPr>
       <w:r>
+        <w:rPr>
+          <w:b w:val="0"/>
+          <w:i w:val="0"/>
+        </w:rPr>
         <w:t>3. Five synoptic exam prompts (reward joined-up thinking)</w:t>
       </w:r>
     </w:p>
     <w:p>
       <w:r>
+        <w:rPr>
+          <w:b w:val="0"/>
+          <w:i w:val="0"/>
+        </w:rPr>
         <w:t xml:space="preserve">These deliberately span clusters. For each, plan an answer that names </w:t>
       </w:r>
       <w:r>
         <w:rPr>
           <w:b/>
+          <w:i w:val="0"/>
         </w:rPr>
         <w:t>at least three</w:t>
       </w:r>
       <w:r>
+        <w:rPr>
+          <w:b w:val="0"/>
+          <w:i w:val="0"/>
+        </w:rPr>
         <w:t xml:space="preserve"> different H446 topics and states the </w:t>
       </w:r>
       <w:r>
         <w:rPr>
           <w:b/>
+          <w:i w:val="0"/>
         </w:rPr>
         <w:t>link</w:t>
       </w:r>
       <w:r>
+        <w:rPr>
+          <w:b w:val="0"/>
+          <w:i w:val="0"/>
+        </w:rPr>
         <w:t xml:space="preserve"> between them, not just the facts.</w:t>
       </w:r>
     </w:p>
@@ -1369,21 +1823,31 @@
       <w:r>
         <w:rPr>
           <w:b/>
+          <w:i w:val="0"/>
         </w:rPr>
         <w:t>"From a photo on your phone to a friend's screen."</w:t>
       </w:r>
     </w:p>
     <w:p>
       <w:r>
+        <w:rPr>
+          <w:b w:val="0"/>
+          <w:i w:val="0"/>
+        </w:rPr>
         <w:t xml:space="preserve">   Trace it: data representation → compression (lossy/lossless) → encryption (hybrid) → packetisation &amp; TCP/IP routing → reassembly. </w:t>
       </w:r>
       <w:r>
         <w:rPr>
+          <w:b w:val="0"/>
           <w:i/>
         </w:rPr>
         <w:t>Link target:</w:t>
       </w:r>
       <w:r>
+        <w:rPr>
+          <w:b w:val="0"/>
+          <w:i w:val="0"/>
+        </w:rPr>
         <w:t xml:space="preserve"> show each stage feeds the next and justify the trade-offs (CPU cost vs bandwidth, reliability vs speed).</w:t>
       </w:r>
     </w:p>
@@ -1394,48 +1858,73 @@
       <w:r>
         <w:rPr>
           <w:b/>
+          <w:i w:val="0"/>
         </w:rPr>
         <w:t>"Why is the stack the most important data structure in computer science?"</w:t>
       </w:r>
     </w:p>
     <w:p>
       <w:r>
+        <w:rPr>
+          <w:b w:val="0"/>
+          <w:i w:val="0"/>
+        </w:rPr>
         <w:t xml:space="preserve">   Cover: stacks as a structure (LIFO) → the </w:t>
       </w:r>
       <w:r>
         <w:rPr>
           <w:b/>
+          <w:i w:val="0"/>
         </w:rPr>
         <w:t>call stack</w:t>
       </w:r>
       <w:r>
+        <w:rPr>
+          <w:b w:val="0"/>
+          <w:i w:val="0"/>
+        </w:rPr>
         <w:t xml:space="preserve"> in recursion → </w:t>
       </w:r>
       <w:r>
         <w:rPr>
           <w:b/>
+          <w:i w:val="0"/>
         </w:rPr>
         <w:t>RPN/expression evaluation</w:t>
       </w:r>
       <w:r>
+        <w:rPr>
+          <w:b w:val="0"/>
+          <w:i w:val="0"/>
+        </w:rPr>
         <w:t xml:space="preserve"> in interpreters → returning from subroutines in the </w:t>
       </w:r>
       <w:r>
         <w:rPr>
           <w:b/>
+          <w:i w:val="0"/>
         </w:rPr>
         <w:t>FDE/assembly</w:t>
       </w:r>
       <w:r>
+        <w:rPr>
+          <w:b w:val="0"/>
+          <w:i w:val="0"/>
+        </w:rPr>
         <w:t xml:space="preserve"> context. </w:t>
       </w:r>
       <w:r>
         <w:rPr>
+          <w:b w:val="0"/>
           <w:i/>
         </w:rPr>
         <w:t>Link target:</w:t>
       </w:r>
       <w:r>
+        <w:rPr>
+          <w:b w:val="0"/>
+          <w:i w:val="0"/>
+        </w:rPr>
         <w:t xml:space="preserve"> the same LIFO idea recurs across hardware, languages and algorithms.</w:t>
       </w:r>
     </w:p>
@@ -1446,66 +1935,101 @@
       <w:r>
         <w:rPr>
           <w:b/>
+          <w:i w:val="0"/>
         </w:rPr>
         <w:t>"A query is slow. Diagnose it across the whole system."</w:t>
       </w:r>
     </w:p>
     <w:p>
       <w:r>
+        <w:rPr>
+          <w:b w:val="0"/>
+          <w:i w:val="0"/>
+        </w:rPr>
         <w:t xml:space="preserve">   Cover: </w:t>
       </w:r>
       <w:r>
         <w:rPr>
           <w:b/>
+          <w:i w:val="0"/>
         </w:rPr>
         <w:t>Big O</w:t>
       </w:r>
       <w:r>
+        <w:rPr>
+          <w:b w:val="0"/>
+          <w:i w:val="0"/>
+        </w:rPr>
         <w:t xml:space="preserve"> (O(n) full scan) → </w:t>
       </w:r>
       <w:r>
         <w:rPr>
           <w:b/>
+          <w:i w:val="0"/>
         </w:rPr>
         <w:t>indexing</w:t>
       </w:r>
       <w:r>
+        <w:rPr>
+          <w:b w:val="0"/>
+          <w:i w:val="0"/>
+        </w:rPr>
         <w:t xml:space="preserve"> (a sorted structure, O(log n), like binary search) → </w:t>
       </w:r>
       <w:r>
         <w:rPr>
           <w:b/>
+          <w:i w:val="0"/>
         </w:rPr>
         <w:t>normalisation/joins</w:t>
       </w:r>
       <w:r>
+        <w:rPr>
+          <w:b w:val="0"/>
+          <w:i w:val="0"/>
+        </w:rPr>
         <w:t xml:space="preserve"> → </w:t>
       </w:r>
       <w:r>
         <w:rPr>
           <w:b/>
+          <w:i w:val="0"/>
         </w:rPr>
         <w:t>CPU/cache/memory</w:t>
       </w:r>
       <w:r>
+        <w:rPr>
+          <w:b w:val="0"/>
+          <w:i w:val="0"/>
+        </w:rPr>
         <w:t xml:space="preserve"> effects → </w:t>
       </w:r>
       <w:r>
         <w:rPr>
           <w:b/>
+          <w:i w:val="0"/>
         </w:rPr>
         <w:t>network</w:t>
       </w:r>
       <w:r>
+        <w:rPr>
+          <w:b w:val="0"/>
+          <w:i w:val="0"/>
+        </w:rPr>
         <w:t xml:space="preserve"> latency returning results. </w:t>
       </w:r>
       <w:r>
         <w:rPr>
+          <w:b w:val="0"/>
           <w:i/>
         </w:rPr>
         <w:t>Link target:</w:t>
       </w:r>
       <w:r>
+        <w:rPr>
+          <w:b w:val="0"/>
+          <w:i w:val="0"/>
+        </w:rPr>
         <w:t xml:space="preserve"> performance is a system property, not a single cause.</w:t>
       </w:r>
     </w:p>
@@ -1516,75 +2040,115 @@
       <w:r>
         <w:rPr>
           <w:b/>
+          <w:i w:val="0"/>
         </w:rPr>
         <w:t>"Everything is ones and zeros — defend or challenge this statement."</w:t>
       </w:r>
     </w:p>
     <w:p>
       <w:r>
+        <w:rPr>
+          <w:b w:val="0"/>
+          <w:i w:val="0"/>
+        </w:rPr>
         <w:t xml:space="preserve">   Cover: </w:t>
       </w:r>
       <w:r>
         <w:rPr>
           <w:b/>
+          <w:i w:val="0"/>
         </w:rPr>
         <w:t>binary</w:t>
       </w:r>
       <w:r>
+        <w:rPr>
+          <w:b w:val="0"/>
+          <w:i w:val="0"/>
+        </w:rPr>
         <w:t xml:space="preserve"> → integers/</w:t>
       </w:r>
       <w:r>
         <w:rPr>
           <w:b/>
+          <w:i w:val="0"/>
         </w:rPr>
         <w:t>floating point</w:t>
       </w:r>
       <w:r>
+        <w:rPr>
+          <w:b w:val="0"/>
+          <w:i w:val="0"/>
+        </w:rPr>
         <w:t>/text/images (</w:t>
       </w:r>
       <w:r>
         <w:rPr>
           <w:b/>
+          <w:i w:val="0"/>
         </w:rPr>
         <w:t>data representation</w:t>
       </w:r>
       <w:r>
+        <w:rPr>
+          <w:b w:val="0"/>
+          <w:i w:val="0"/>
+        </w:rPr>
         <w:t xml:space="preserve">) → </w:t>
       </w:r>
       <w:r>
         <w:rPr>
           <w:b/>
+          <w:i w:val="0"/>
         </w:rPr>
         <w:t>Boolean logic/gates</w:t>
       </w:r>
       <w:r>
+        <w:rPr>
+          <w:b w:val="0"/>
+          <w:i w:val="0"/>
+        </w:rPr>
         <w:t xml:space="preserve"> building the </w:t>
       </w:r>
       <w:r>
         <w:rPr>
           <w:b/>
+          <w:i w:val="0"/>
         </w:rPr>
         <w:t>CPU</w:t>
       </w:r>
       <w:r>
+        <w:rPr>
+          <w:b w:val="0"/>
+          <w:i w:val="0"/>
+        </w:rPr>
         <w:t xml:space="preserve"> → </w:t>
       </w:r>
       <w:r>
         <w:rPr>
           <w:b/>
+          <w:i w:val="0"/>
         </w:rPr>
         <w:t>abstraction</w:t>
       </w:r>
       <w:r>
+        <w:rPr>
+          <w:b w:val="0"/>
+          <w:i w:val="0"/>
+        </w:rPr>
         <w:t xml:space="preserve"> layers letting us forget the bits. </w:t>
       </w:r>
       <w:r>
         <w:rPr>
+          <w:b w:val="0"/>
           <w:i/>
         </w:rPr>
         <w:t>Link target:</w:t>
       </w:r>
       <w:r>
+        <w:rPr>
+          <w:b w:val="0"/>
+          <w:i w:val="0"/>
+        </w:rPr>
         <w:t xml:space="preserve"> representation + logic + abstraction form one chain from physics to software.</w:t>
       </w:r>
     </w:p>
@@ -1595,57 +2159,87 @@
       <w:r>
         <w:rPr>
           <w:b/>
+          <w:i w:val="0"/>
         </w:rPr>
         <w:t>"Choosing the right tool: when does theory force a design decision?"</w:t>
       </w:r>
     </w:p>
     <w:p>
       <w:r>
+        <w:rPr>
+          <w:b w:val="0"/>
+          <w:i w:val="0"/>
+        </w:rPr>
         <w:t xml:space="preserve">   Cover: a real problem (e.g. sort a huge dataset, or store currency) → </w:t>
       </w:r>
       <w:r>
         <w:rPr>
           <w:b/>
+          <w:i w:val="0"/>
         </w:rPr>
         <w:t>algorithmic complexity &amp; space</w:t>
       </w:r>
       <w:r>
+        <w:rPr>
+          <w:b w:val="0"/>
+          <w:i w:val="0"/>
+        </w:rPr>
         <w:t xml:space="preserve"> → </w:t>
       </w:r>
       <w:r>
         <w:rPr>
           <w:b/>
+          <w:i w:val="0"/>
         </w:rPr>
         <w:t>data-structure choice</w:t>
       </w:r>
       <w:r>
+        <w:rPr>
+          <w:b w:val="0"/>
+          <w:i w:val="0"/>
+        </w:rPr>
         <w:t xml:space="preserve"> → </w:t>
       </w:r>
       <w:r>
         <w:rPr>
           <w:b/>
+          <w:i w:val="0"/>
         </w:rPr>
         <w:t>hardware/memory constraints</w:t>
       </w:r>
       <w:r>
+        <w:rPr>
+          <w:b w:val="0"/>
+          <w:i w:val="0"/>
+        </w:rPr>
         <w:t xml:space="preserve"> → a </w:t>
       </w:r>
       <w:r>
         <w:rPr>
           <w:b/>
+          <w:i w:val="0"/>
         </w:rPr>
         <w:t>justified</w:t>
       </w:r>
       <w:r>
+        <w:rPr>
+          <w:b w:val="0"/>
+          <w:i w:val="0"/>
+        </w:rPr>
         <w:t xml:space="preserve"> decision (merge sort/external sort; integers not floats). </w:t>
       </w:r>
       <w:r>
         <w:rPr>
+          <w:b w:val="0"/>
           <w:i/>
         </w:rPr>
         <w:t>Link target:</w:t>
       </w:r>
       <w:r>
+        <w:rPr>
+          <w:b w:val="0"/>
+          <w:i w:val="0"/>
+        </w:rPr>
         <w:t xml:space="preserve"> AO3 — theory (Big O, representation) directly drives a practical, justified choice.</w:t>
       </w:r>
     </w:p>
@@ -1661,29 +2255,47 @@
         <w:pStyle w:val="Heading3"/>
       </w:pPr>
       <w:r>
+        <w:rPr>
+          <w:b w:val="0"/>
+          <w:i w:val="0"/>
+        </w:rPr>
         <w:t>Quick revision drill</w:t>
       </w:r>
     </w:p>
     <w:p>
       <w:r>
+        <w:rPr>
+          <w:b w:val="0"/>
+          <w:i w:val="0"/>
+        </w:rPr>
         <w:t xml:space="preserve">Pick any two boxes in the Mermaid diagram at random. In one sentence, state </w:t>
       </w:r>
       <w:r>
         <w:rPr>
           <w:b/>
+          <w:i w:val="0"/>
         </w:rPr>
         <w:t>why an arrow could connect them</w:t>
       </w:r>
       <w:r>
+        <w:rPr>
+          <w:b w:val="0"/>
+          <w:i w:val="0"/>
+        </w:rPr>
         <w:t xml:space="preserve">. If you can do this fluently for most pairs in a cluster — and for several pairs </w:t>
       </w:r>
       <w:r>
         <w:rPr>
+          <w:b w:val="0"/>
           <w:i/>
         </w:rPr>
         <w:t>across</w:t>
       </w:r>
       <w:r>
+        <w:rPr>
+          <w:b w:val="0"/>
+          <w:i w:val="0"/>
+        </w:rPr>
         <w:t xml:space="preserve"> clusters — you are thinking the way the A* mark scheme rewards.</w:t>
       </w:r>
     </w:p>
@@ -1695,19 +2307,29 @@
       <w:r>
         <w:rPr>
           <w:b/>
+          <w:i w:val="0"/>
         </w:rPr>
         <w:t>Examiner's one-liner:</w:t>
       </w:r>
       <w:r>
+        <w:rPr>
+          <w:b w:val="0"/>
+          <w:i w:val="0"/>
+        </w:rPr>
         <w:t xml:space="preserve"> Facts get you to a B. </w:t>
       </w:r>
       <w:r>
         <w:rPr>
           <w:b/>
+          <w:i w:val="0"/>
         </w:rPr>
         <w:t>Connections</w:t>
       </w:r>
       <w:r>
+        <w:rPr>
+          <w:b w:val="0"/>
+          <w:i w:val="0"/>
+        </w:rPr>
         <w:t xml:space="preserve"> get you to an A*.</w:t>
       </w:r>
     </w:p>
